--- a/Sessions Data/Session1-Notes.docx
+++ b/Sessions Data/Session1-Notes.docx
@@ -2804,10 +2804,7 @@
         <w:t xml:space="preserve"> are not </w:t>
       </w:r>
       <w:r>
-        <w:t>P</w:t>
-      </w:r>
-      <w:r>
-        <w:t>2</w:t>
+        <w:t>con</w:t>
       </w:r>
       <w:r>
         <w:t>tracted to work with the leasing program, or main stem small irrigators.</w:t>
@@ -12884,27 +12881,13 @@
         <w:rPr>
           <w:rFonts w:cstheme="minorHAnsi"/>
         </w:rPr>
-        <w:t xml:space="preserve"> more </w:t>
-      </w:r>
-      <w:proofErr w:type="gramStart"/>
-      <w:r>
-        <w:rPr>
-          <w:rFonts w:cstheme="minorHAnsi"/>
-        </w:rPr>
-        <w:t>pu</w:t>
-      </w:r>
-      <w:r>
-        <w:rPr>
-          <w:rFonts w:cstheme="minorHAnsi"/>
-        </w:rPr>
-        <w:t>ll</w:t>
-      </w:r>
-      <w:proofErr w:type="gramEnd"/>
-      <w:r>
-        <w:rPr>
-          <w:rFonts w:cstheme="minorHAnsi"/>
-        </w:rPr>
-        <w:t xml:space="preserve"> for that</w:t>
+        <w:t xml:space="preserve"> more pu</w:t>
+      </w:r>
+      <w:r>
+        <w:rPr>
+          <w:rFonts w:cstheme="minorHAnsi"/>
+        </w:rPr>
+        <w:t>ll for that</w:t>
       </w:r>
       <w:r>
         <w:rPr>

--- a/Sessions Data/Session1-Notes.docx
+++ b/Sessions Data/Session1-Notes.docx
@@ -2804,7 +2804,10 @@
         <w:t xml:space="preserve"> are not </w:t>
       </w:r>
       <w:r>
-        <w:t>con</w:t>
+        <w:t>P</w:t>
+      </w:r>
+      <w:r>
+        <w:t>2</w:t>
       </w:r>
       <w:r>
         <w:t>tracted to work with the leasing program, or main stem small irrigators.</w:t>
@@ -7055,18 +7058,11 @@
         </w:rPr>
         <w:t xml:space="preserve">t </w:t>
       </w:r>
-      <w:proofErr w:type="gramStart"/>
-      <w:r>
-        <w:rPr>
-          <w:rFonts w:cstheme="minorHAnsi"/>
-        </w:rPr>
-        <w:t>P</w:t>
-      </w:r>
-      <w:r>
-        <w:rPr>
-          <w:rFonts w:cstheme="minorHAnsi"/>
-        </w:rPr>
-        <w:t>2</w:t>
+      <w:r>
+        <w:rPr>
+          <w:rFonts w:cstheme="minorHAnsi"/>
+        </w:rPr>
+        <w:t>con</w:t>
       </w:r>
       <w:r>
         <w:rPr>
@@ -7084,14 +7080,7 @@
         <w:rPr>
           <w:rFonts w:cstheme="minorHAnsi"/>
         </w:rPr>
-        <w:t>ut</w:t>
-      </w:r>
-      <w:proofErr w:type="gramEnd"/>
-      <w:r>
-        <w:rPr>
-          <w:rFonts w:cstheme="minorHAnsi"/>
-        </w:rPr>
-        <w:t xml:space="preserve"> in a</w:t>
+        <w:t>ut in a</w:t>
       </w:r>
       <w:r>
         <w:rPr>
@@ -7617,31 +7606,17 @@
         </w:rPr>
         <w:t xml:space="preserve">k </w:t>
       </w:r>
-      <w:proofErr w:type="spellStart"/>
-      <w:r>
-        <w:rPr>
-          <w:rFonts w:cstheme="minorHAnsi"/>
-        </w:rPr>
-        <w:t>da</w:t>
-      </w:r>
-      <w:r>
-        <w:rPr>
-          <w:rFonts w:cstheme="minorHAnsi"/>
-        </w:rPr>
-        <w:t>r</w:t>
-      </w:r>
-      <w:r>
-        <w:rPr>
-          <w:rFonts w:cstheme="minorHAnsi"/>
-        </w:rPr>
-        <w:t>ies</w:t>
-      </w:r>
-      <w:proofErr w:type="spellEnd"/>
-      <w:r>
-        <w:rPr>
-          <w:rFonts w:cstheme="minorHAnsi"/>
-        </w:rPr>
-        <w:t>. M</w:t>
+      <w:r>
+        <w:rPr>
+          <w:rFonts w:cstheme="minorHAnsi"/>
+        </w:rPr>
+        <w:t>dairies.</w:t>
+      </w:r>
+      <w:r>
+        <w:rPr>
+          <w:rFonts w:cstheme="minorHAnsi"/>
+        </w:rPr>
+        <w:t xml:space="preserve"> M</w:t>
       </w:r>
       <w:r>
         <w:rPr>
